--- a/i_test/test_D6_Table_2/g_output/D6_Table_2_caratterizzazione_coorte_sottopopolazione_CAP_SGLT2i.docx
+++ b/i_test/test_D6_Table_2/g_output/D6_Table_2_caratterizzazione_coorte_sottopopolazione_CAP_SGLT2i.docx
@@ -231,87 +231,87 @@
               <w:pStyle w:val="Normal"/>
             </w:pPr>
             <w:r>
-              <w:t>589</w:t>
-            </w:r>
-          </w:p>
-        </w:tc>
-        <w:tc>
-          <w:p>
-            <w:pPr>
-              <w:pStyle w:val="Normal"/>
-            </w:pPr>
-            <w:r>
-              <w:t>544</w:t>
-            </w:r>
-          </w:p>
-        </w:tc>
-        <w:tc>
-          <w:p>
-            <w:pPr>
-              <w:pStyle w:val="Normal"/>
-            </w:pPr>
-            <w:r>
-              <w:t>559</w:t>
-            </w:r>
-          </w:p>
-        </w:tc>
-        <w:tc>
-          <w:p>
-            <w:pPr>
-              <w:pStyle w:val="Normal"/>
-            </w:pPr>
-            <w:r>
-              <w:t>528</w:t>
-            </w:r>
-          </w:p>
-        </w:tc>
-        <w:tc>
-          <w:p>
-            <w:pPr>
-              <w:pStyle w:val="Normal"/>
-            </w:pPr>
-            <w:r>
-              <w:t>556</w:t>
-            </w:r>
-          </w:p>
-        </w:tc>
-        <w:tc>
-          <w:p>
-            <w:pPr>
-              <w:pStyle w:val="Normal"/>
-            </w:pPr>
-            <w:r>
-              <w:t>555</w:t>
-            </w:r>
-          </w:p>
-        </w:tc>
-        <w:tc>
-          <w:p>
-            <w:pPr>
-              <w:pStyle w:val="Normal"/>
-            </w:pPr>
-            <w:r>
-              <w:t>579</w:t>
-            </w:r>
-          </w:p>
-        </w:tc>
-        <w:tc>
-          <w:p>
-            <w:pPr>
-              <w:pStyle w:val="Normal"/>
-            </w:pPr>
-            <w:r>
-              <w:t>590</w:t>
-            </w:r>
-          </w:p>
-        </w:tc>
-        <w:tc>
-          <w:p>
-            <w:pPr>
-              <w:pStyle w:val="Normal"/>
-            </w:pPr>
-            <w:r>
-              <w:t>500</w:t>
+              <w:t>557</w:t>
+            </w:r>
+          </w:p>
+        </w:tc>
+        <w:tc>
+          <w:p>
+            <w:pPr>
+              <w:pStyle w:val="Normal"/>
+            </w:pPr>
+            <w:r>
+              <w:t>532</w:t>
+            </w:r>
+          </w:p>
+        </w:tc>
+        <w:tc>
+          <w:p>
+            <w:pPr>
+              <w:pStyle w:val="Normal"/>
+            </w:pPr>
+            <w:r>
+              <w:t>495</w:t>
+            </w:r>
+          </w:p>
+        </w:tc>
+        <w:tc>
+          <w:p>
+            <w:pPr>
+              <w:pStyle w:val="Normal"/>
+            </w:pPr>
+            <w:r>
+              <w:t>594</w:t>
+            </w:r>
+          </w:p>
+        </w:tc>
+        <w:tc>
+          <w:p>
+            <w:pPr>
+              <w:pStyle w:val="Normal"/>
+            </w:pPr>
+            <w:r>
+              <w:t>546</w:t>
+            </w:r>
+          </w:p>
+        </w:tc>
+        <w:tc>
+          <w:p>
+            <w:pPr>
+              <w:pStyle w:val="Normal"/>
+            </w:pPr>
+            <w:r>
+              <w:t>622</w:t>
+            </w:r>
+          </w:p>
+        </w:tc>
+        <w:tc>
+          <w:p>
+            <w:pPr>
+              <w:pStyle w:val="Normal"/>
+            </w:pPr>
+            <w:r>
+              <w:t>575</w:t>
+            </w:r>
+          </w:p>
+        </w:tc>
+        <w:tc>
+          <w:p>
+            <w:pPr>
+              <w:pStyle w:val="Normal"/>
+            </w:pPr>
+            <w:r>
+              <w:t>533</w:t>
+            </w:r>
+          </w:p>
+        </w:tc>
+        <w:tc>
+          <w:p>
+            <w:pPr>
+              <w:pStyle w:val="Normal"/>
+            </w:pPr>
+            <w:r>
+              <w:t>546</w:t>
             </w:r>
           </w:p>
         </w:tc>
@@ -323,97 +323,97 @@
               <w:pStyle w:val="Normal"/>
             </w:pPr>
             <w:r>
-              <w:t>BMI pregravidico basso (&lt;18,5), n (%)</w:t>
-            </w:r>
-          </w:p>
-        </w:tc>
-        <w:tc>
-          <w:p>
-            <w:pPr>
-              <w:pStyle w:val="Normal"/>
-            </w:pPr>
-            <w:r>
-              <w:t>175 (29,7%)</w:t>
-            </w:r>
-          </w:p>
-        </w:tc>
-        <w:tc>
-          <w:p>
-            <w:pPr>
-              <w:pStyle w:val="Normal"/>
-            </w:pPr>
-            <w:r>
-              <w:t>145 (26,7%)</w:t>
-            </w:r>
-          </w:p>
-        </w:tc>
-        <w:tc>
-          <w:p>
-            <w:pPr>
-              <w:pStyle w:val="Normal"/>
-            </w:pPr>
-            <w:r>
-              <w:t>151 (27,0%)</w:t>
-            </w:r>
-          </w:p>
-        </w:tc>
-        <w:tc>
-          <w:p>
-            <w:pPr>
-              <w:pStyle w:val="Normal"/>
-            </w:pPr>
-            <w:r>
-              <w:t>140 (26,5%)</w:t>
-            </w:r>
-          </w:p>
-        </w:tc>
-        <w:tc>
-          <w:p>
-            <w:pPr>
-              <w:pStyle w:val="Normal"/>
-            </w:pPr>
-            <w:r>
-              <w:t>144 (25,9%)</w:t>
-            </w:r>
-          </w:p>
-        </w:tc>
-        <w:tc>
-          <w:p>
-            <w:pPr>
-              <w:pStyle w:val="Normal"/>
-            </w:pPr>
-            <w:r>
-              <w:t>141 (25,4%)</w:t>
-            </w:r>
-          </w:p>
-        </w:tc>
-        <w:tc>
-          <w:p>
-            <w:pPr>
-              <w:pStyle w:val="Normal"/>
-            </w:pPr>
-            <w:r>
-              <w:t>160 (27,6%)</w:t>
-            </w:r>
-          </w:p>
-        </w:tc>
-        <w:tc>
-          <w:p>
-            <w:pPr>
-              <w:pStyle w:val="Normal"/>
-            </w:pPr>
-            <w:r>
-              <w:t>166 (28,1%)</w:t>
-            </w:r>
-          </w:p>
-        </w:tc>
-        <w:tc>
-          <w:p>
-            <w:pPr>
-              <w:pStyle w:val="Normal"/>
-            </w:pPr>
-            <w:r>
-              <w:t>155 (31,0%)</w:t>
+              <w:t>Età alla data indice,</w:t>
+            </w:r>
+          </w:p>
+        </w:tc>
+        <w:tc>
+          <w:p>
+            <w:pPr>
+              <w:pStyle w:val="Normal"/>
+            </w:pPr>
+            <w:r>
+              <w:t/>
+            </w:r>
+          </w:p>
+        </w:tc>
+        <w:tc>
+          <w:p>
+            <w:pPr>
+              <w:pStyle w:val="Normal"/>
+            </w:pPr>
+            <w:r>
+              <w:t/>
+            </w:r>
+          </w:p>
+        </w:tc>
+        <w:tc>
+          <w:p>
+            <w:pPr>
+              <w:pStyle w:val="Normal"/>
+            </w:pPr>
+            <w:r>
+              <w:t/>
+            </w:r>
+          </w:p>
+        </w:tc>
+        <w:tc>
+          <w:p>
+            <w:pPr>
+              <w:pStyle w:val="Normal"/>
+            </w:pPr>
+            <w:r>
+              <w:t/>
+            </w:r>
+          </w:p>
+        </w:tc>
+        <w:tc>
+          <w:p>
+            <w:pPr>
+              <w:pStyle w:val="Normal"/>
+            </w:pPr>
+            <w:r>
+              <w:t/>
+            </w:r>
+          </w:p>
+        </w:tc>
+        <w:tc>
+          <w:p>
+            <w:pPr>
+              <w:pStyle w:val="Normal"/>
+            </w:pPr>
+            <w:r>
+              <w:t/>
+            </w:r>
+          </w:p>
+        </w:tc>
+        <w:tc>
+          <w:p>
+            <w:pPr>
+              <w:pStyle w:val="Normal"/>
+            </w:pPr>
+            <w:r>
+              <w:t/>
+            </w:r>
+          </w:p>
+        </w:tc>
+        <w:tc>
+          <w:p>
+            <w:pPr>
+              <w:pStyle w:val="Normal"/>
+            </w:pPr>
+            <w:r>
+              <w:t/>
+            </w:r>
+          </w:p>
+        </w:tc>
+        <w:tc>
+          <w:p>
+            <w:pPr>
+              <w:pStyle w:val="Normal"/>
+            </w:pPr>
+            <w:r>
+              <w:t/>
             </w:r>
           </w:p>
         </w:tc>
@@ -425,97 +425,97 @@
               <w:pStyle w:val="Normal"/>
             </w:pPr>
             <w:r>
-              <w:t>BMI pregravidico medio (18,5-24,9), n (%)</w:t>
-            </w:r>
-          </w:p>
-        </w:tc>
-        <w:tc>
-          <w:p>
-            <w:pPr>
-              <w:pStyle w:val="Normal"/>
-            </w:pPr>
-            <w:r>
-              <w:t>190 (32,3%)</w:t>
-            </w:r>
-          </w:p>
-        </w:tc>
-        <w:tc>
-          <w:p>
-            <w:pPr>
-              <w:pStyle w:val="Normal"/>
-            </w:pPr>
-            <w:r>
-              <w:t>185 (34,0%)</w:t>
-            </w:r>
-          </w:p>
-        </w:tc>
-        <w:tc>
-          <w:p>
-            <w:pPr>
-              <w:pStyle w:val="Normal"/>
-            </w:pPr>
-            <w:r>
-              <w:t>194 (34,7%)</w:t>
-            </w:r>
-          </w:p>
-        </w:tc>
-        <w:tc>
-          <w:p>
-            <w:pPr>
-              <w:pStyle w:val="Normal"/>
-            </w:pPr>
-            <w:r>
-              <w:t>181 (34,3%)</w:t>
-            </w:r>
-          </w:p>
-        </w:tc>
-        <w:tc>
-          <w:p>
-            <w:pPr>
-              <w:pStyle w:val="Normal"/>
-            </w:pPr>
-            <w:r>
-              <w:t>198 (35,6%)</w:t>
-            </w:r>
-          </w:p>
-        </w:tc>
-        <w:tc>
-          <w:p>
-            <w:pPr>
-              <w:pStyle w:val="Normal"/>
-            </w:pPr>
-            <w:r>
-              <w:t>197 (35,5%)</w:t>
-            </w:r>
-          </w:p>
-        </w:tc>
-        <w:tc>
-          <w:p>
-            <w:pPr>
-              <w:pStyle w:val="Normal"/>
-            </w:pPr>
-            <w:r>
-              <w:t>190 (32,8%)</w:t>
-            </w:r>
-          </w:p>
-        </w:tc>
-        <w:tc>
-          <w:p>
-            <w:pPr>
-              <w:pStyle w:val="Normal"/>
-            </w:pPr>
-            <w:r>
-              <w:t>204 (34,6%)</w:t>
-            </w:r>
-          </w:p>
-        </w:tc>
-        <w:tc>
-          <w:p>
-            <w:pPr>
-              <w:pStyle w:val="Normal"/>
-            </w:pPr>
-            <w:r>
-              <w:t>159 (31,8%)</w:t>
+              <w:t>  mediana (Q1 - Q3)</w:t>
+            </w:r>
+          </w:p>
+        </w:tc>
+        <w:tc>
+          <w:p>
+            <w:pPr>
+              <w:pStyle w:val="Normal"/>
+            </w:pPr>
+            <w:r>
+              <w:t>51 (41 - 62)</w:t>
+            </w:r>
+          </w:p>
+        </w:tc>
+        <w:tc>
+          <w:p>
+            <w:pPr>
+              <w:pStyle w:val="Normal"/>
+            </w:pPr>
+            <w:r>
+              <w:t>50.5 (40 - 59.25)</w:t>
+            </w:r>
+          </w:p>
+        </w:tc>
+        <w:tc>
+          <w:p>
+            <w:pPr>
+              <w:pStyle w:val="Normal"/>
+            </w:pPr>
+            <w:r>
+              <w:t>50 (41 - 60)</w:t>
+            </w:r>
+          </w:p>
+        </w:tc>
+        <w:tc>
+          <w:p>
+            <w:pPr>
+              <w:pStyle w:val="Normal"/>
+            </w:pPr>
+            <w:r>
+              <w:t>48 (39.25 - 60)</w:t>
+            </w:r>
+          </w:p>
+        </w:tc>
+        <w:tc>
+          <w:p>
+            <w:pPr>
+              <w:pStyle w:val="Normal"/>
+            </w:pPr>
+            <w:r>
+              <w:t>51 (42 - 60)</w:t>
+            </w:r>
+          </w:p>
+        </w:tc>
+        <w:tc>
+          <w:p>
+            <w:pPr>
+              <w:pStyle w:val="Normal"/>
+            </w:pPr>
+            <w:r>
+              <w:t>51 (41 - 61)</w:t>
+            </w:r>
+          </w:p>
+        </w:tc>
+        <w:tc>
+          <w:p>
+            <w:pPr>
+              <w:pStyle w:val="Normal"/>
+            </w:pPr>
+            <w:r>
+              <w:t>49 (39 - 60)</w:t>
+            </w:r>
+          </w:p>
+        </w:tc>
+        <w:tc>
+          <w:p>
+            <w:pPr>
+              <w:pStyle w:val="Normal"/>
+            </w:pPr>
+            <w:r>
+              <w:t>50 (40 - 60)</w:t>
+            </w:r>
+          </w:p>
+        </w:tc>
+        <w:tc>
+          <w:p>
+            <w:pPr>
+              <w:pStyle w:val="Normal"/>
+            </w:pPr>
+            <w:r>
+              <w:t>50 (40 - 60)</w:t>
             </w:r>
           </w:p>
         </w:tc>
@@ -527,97 +527,97 @@
               <w:pStyle w:val="Normal"/>
             </w:pPr>
             <w:r>
-              <w:t>BMI pregravidico alto (&gt;24,9), n (%)</w:t>
-            </w:r>
-          </w:p>
-        </w:tc>
-        <w:tc>
-          <w:p>
-            <w:pPr>
-              <w:pStyle w:val="Normal"/>
-            </w:pPr>
-            <w:r>
-              <w:t>224 (38,0%)</w:t>
-            </w:r>
-          </w:p>
-        </w:tc>
-        <w:tc>
-          <w:p>
-            <w:pPr>
-              <w:pStyle w:val="Normal"/>
-            </w:pPr>
-            <w:r>
-              <w:t>214 (39,3%)</w:t>
-            </w:r>
-          </w:p>
-        </w:tc>
-        <w:tc>
-          <w:p>
-            <w:pPr>
-              <w:pStyle w:val="Normal"/>
-            </w:pPr>
-            <w:r>
-              <w:t>214 (38,3%)</w:t>
-            </w:r>
-          </w:p>
-        </w:tc>
-        <w:tc>
-          <w:p>
-            <w:pPr>
-              <w:pStyle w:val="Normal"/>
-            </w:pPr>
-            <w:r>
-              <w:t>207 (39,2%)</w:t>
-            </w:r>
-          </w:p>
-        </w:tc>
-        <w:tc>
-          <w:p>
-            <w:pPr>
-              <w:pStyle w:val="Normal"/>
-            </w:pPr>
-            <w:r>
-              <w:t>214 (38,5%)</w:t>
-            </w:r>
-          </w:p>
-        </w:tc>
-        <w:tc>
-          <w:p>
-            <w:pPr>
-              <w:pStyle w:val="Normal"/>
-            </w:pPr>
-            <w:r>
-              <w:t>217 (39,1%)</w:t>
-            </w:r>
-          </w:p>
-        </w:tc>
-        <w:tc>
-          <w:p>
-            <w:pPr>
-              <w:pStyle w:val="Normal"/>
-            </w:pPr>
-            <w:r>
-              <w:t>229 (39,6%)</w:t>
-            </w:r>
-          </w:p>
-        </w:tc>
-        <w:tc>
-          <w:p>
-            <w:pPr>
-              <w:pStyle w:val="Normal"/>
-            </w:pPr>
-            <w:r>
-              <w:t>220 (37,3%)</w:t>
-            </w:r>
-          </w:p>
-        </w:tc>
-        <w:tc>
-          <w:p>
-            <w:pPr>
-              <w:pStyle w:val="Normal"/>
-            </w:pPr>
-            <w:r>
-              <w:t>186 (37,2%)</w:t>
+              <w:t>Classi età alla data indice</w:t>
+            </w:r>
+          </w:p>
+        </w:tc>
+        <w:tc>
+          <w:p>
+            <w:pPr>
+              <w:pStyle w:val="Normal"/>
+            </w:pPr>
+            <w:r>
+              <w:t/>
+            </w:r>
+          </w:p>
+        </w:tc>
+        <w:tc>
+          <w:p>
+            <w:pPr>
+              <w:pStyle w:val="Normal"/>
+            </w:pPr>
+            <w:r>
+              <w:t/>
+            </w:r>
+          </w:p>
+        </w:tc>
+        <w:tc>
+          <w:p>
+            <w:pPr>
+              <w:pStyle w:val="Normal"/>
+            </w:pPr>
+            <w:r>
+              <w:t/>
+            </w:r>
+          </w:p>
+        </w:tc>
+        <w:tc>
+          <w:p>
+            <w:pPr>
+              <w:pStyle w:val="Normal"/>
+            </w:pPr>
+            <w:r>
+              <w:t/>
+            </w:r>
+          </w:p>
+        </w:tc>
+        <w:tc>
+          <w:p>
+            <w:pPr>
+              <w:pStyle w:val="Normal"/>
+            </w:pPr>
+            <w:r>
+              <w:t/>
+            </w:r>
+          </w:p>
+        </w:tc>
+        <w:tc>
+          <w:p>
+            <w:pPr>
+              <w:pStyle w:val="Normal"/>
+            </w:pPr>
+            <w:r>
+              <w:t/>
+            </w:r>
+          </w:p>
+        </w:tc>
+        <w:tc>
+          <w:p>
+            <w:pPr>
+              <w:pStyle w:val="Normal"/>
+            </w:pPr>
+            <w:r>
+              <w:t/>
+            </w:r>
+          </w:p>
+        </w:tc>
+        <w:tc>
+          <w:p>
+            <w:pPr>
+              <w:pStyle w:val="Normal"/>
+            </w:pPr>
+            <w:r>
+              <w:t/>
+            </w:r>
+          </w:p>
+        </w:tc>
+        <w:tc>
+          <w:p>
+            <w:pPr>
+              <w:pStyle w:val="Normal"/>
+            </w:pPr>
+            <w:r>
+              <w:t/>
             </w:r>
           </w:p>
         </w:tc>
@@ -629,97 +629,97 @@
               <w:pStyle w:val="Normal"/>
             </w:pPr>
             <w:r>
-              <w:t>Diabete gestazionale, n (%)</w:t>
-            </w:r>
-          </w:p>
-        </w:tc>
-        <w:tc>
-          <w:p>
-            <w:pPr>
-              <w:pStyle w:val="Normal"/>
-            </w:pPr>
-            <w:r>
-              <w:t>157 (26,7%)</w:t>
-            </w:r>
-          </w:p>
-        </w:tc>
-        <w:tc>
-          <w:p>
-            <w:pPr>
-              <w:pStyle w:val="Normal"/>
-            </w:pPr>
-            <w:r>
-              <w:t>146 (26,8%)</w:t>
-            </w:r>
-          </w:p>
-        </w:tc>
-        <w:tc>
-          <w:p>
-            <w:pPr>
-              <w:pStyle w:val="Normal"/>
-            </w:pPr>
-            <w:r>
-              <w:t>146 (26,1%)</w:t>
-            </w:r>
-          </w:p>
-        </w:tc>
-        <w:tc>
-          <w:p>
-            <w:pPr>
-              <w:pStyle w:val="Normal"/>
-            </w:pPr>
-            <w:r>
-              <w:t>150 (28,4%)</w:t>
-            </w:r>
-          </w:p>
-        </w:tc>
-        <w:tc>
-          <w:p>
-            <w:pPr>
-              <w:pStyle w:val="Normal"/>
-            </w:pPr>
-            <w:r>
-              <w:t>173 (31,1%)</w:t>
-            </w:r>
-          </w:p>
-        </w:tc>
-        <w:tc>
-          <w:p>
-            <w:pPr>
-              <w:pStyle w:val="Normal"/>
-            </w:pPr>
-            <w:r>
-              <w:t>138 (24,9%)</w:t>
-            </w:r>
-          </w:p>
-        </w:tc>
-        <w:tc>
-          <w:p>
-            <w:pPr>
-              <w:pStyle w:val="Normal"/>
-            </w:pPr>
-            <w:r>
-              <w:t>174 (30,1%)</w:t>
-            </w:r>
-          </w:p>
-        </w:tc>
-        <w:tc>
-          <w:p>
-            <w:pPr>
-              <w:pStyle w:val="Normal"/>
-            </w:pPr>
-            <w:r>
-              <w:t>181 (30,7%)</w:t>
-            </w:r>
-          </w:p>
-        </w:tc>
-        <w:tc>
-          <w:p>
-            <w:pPr>
-              <w:pStyle w:val="Normal"/>
-            </w:pPr>
-            <w:r>
-              <w:t>133 (26,6%)</w:t>
+              <w:t>  18-44, n (%)</w:t>
+            </w:r>
+          </w:p>
+        </w:tc>
+        <w:tc>
+          <w:p>
+            <w:pPr>
+              <w:pStyle w:val="Normal"/>
+            </w:pPr>
+            <w:r>
+              <w:t>197 (35,4%)</w:t>
+            </w:r>
+          </w:p>
+        </w:tc>
+        <w:tc>
+          <w:p>
+            <w:pPr>
+              <w:pStyle w:val="Normal"/>
+            </w:pPr>
+            <w:r>
+              <w:t>184 (34,6%)</w:t>
+            </w:r>
+          </w:p>
+        </w:tc>
+        <w:tc>
+          <w:p>
+            <w:pPr>
+              <w:pStyle w:val="Normal"/>
+            </w:pPr>
+            <w:r>
+              <w:t>169 (34,1%)</w:t>
+            </w:r>
+          </w:p>
+        </w:tc>
+        <w:tc>
+          <w:p>
+            <w:pPr>
+              <w:pStyle w:val="Normal"/>
+            </w:pPr>
+            <w:r>
+              <w:t>230 (38,7%)</w:t>
+            </w:r>
+          </w:p>
+        </w:tc>
+        <w:tc>
+          <w:p>
+            <w:pPr>
+              <w:pStyle w:val="Normal"/>
+            </w:pPr>
+            <w:r>
+              <w:t>186 (34,1%)</w:t>
+            </w:r>
+          </w:p>
+        </w:tc>
+        <w:tc>
+          <w:p>
+            <w:pPr>
+              <w:pStyle w:val="Normal"/>
+            </w:pPr>
+            <w:r>
+              <w:t>205 (33,0%)</w:t>
+            </w:r>
+          </w:p>
+        </w:tc>
+        <w:tc>
+          <w:p>
+            <w:pPr>
+              <w:pStyle w:val="Normal"/>
+            </w:pPr>
+            <w:r>
+              <w:t>212 (36,9%)</w:t>
+            </w:r>
+          </w:p>
+        </w:tc>
+        <w:tc>
+          <w:p>
+            <w:pPr>
+              <w:pStyle w:val="Normal"/>
+            </w:pPr>
+            <w:r>
+              <w:t>186 (34,9%)</w:t>
+            </w:r>
+          </w:p>
+        </w:tc>
+        <w:tc>
+          <w:p>
+            <w:pPr>
+              <w:pStyle w:val="Normal"/>
+            </w:pPr>
+            <w:r>
+              <w:t>193 (35,3%)</w:t>
             </w:r>
           </w:p>
         </w:tc>
@@ -731,6 +731,516 @@
               <w:pStyle w:val="Normal"/>
             </w:pPr>
             <w:r>
+              <w:t>  45-64, n (%)</w:t>
+            </w:r>
+          </w:p>
+        </w:tc>
+        <w:tc>
+          <w:p>
+            <w:pPr>
+              <w:pStyle w:val="Normal"/>
+            </w:pPr>
+            <w:r>
+              <w:t>249 (44,7%)</w:t>
+            </w:r>
+          </w:p>
+        </w:tc>
+        <w:tc>
+          <w:p>
+            <w:pPr>
+              <w:pStyle w:val="Normal"/>
+            </w:pPr>
+            <w:r>
+              <w:t>266 (50,0%)</w:t>
+            </w:r>
+          </w:p>
+        </w:tc>
+        <w:tc>
+          <w:p>
+            <w:pPr>
+              <w:pStyle w:val="Normal"/>
+            </w:pPr>
+            <w:r>
+              <w:t>246 (49,7%)</w:t>
+            </w:r>
+          </w:p>
+        </w:tc>
+        <w:tc>
+          <w:p>
+            <w:pPr>
+              <w:pStyle w:val="Normal"/>
+            </w:pPr>
+            <w:r>
+              <w:t>266 (44,8%)</w:t>
+            </w:r>
+          </w:p>
+        </w:tc>
+        <w:tc>
+          <w:p>
+            <w:pPr>
+              <w:pStyle w:val="Normal"/>
+            </w:pPr>
+            <w:r>
+              <w:t>260 (47,6%)</w:t>
+            </w:r>
+          </w:p>
+        </w:tc>
+        <w:tc>
+          <w:p>
+            <w:pPr>
+              <w:pStyle w:val="Normal"/>
+            </w:pPr>
+            <w:r>
+              <w:t>305 (49,0%)</w:t>
+            </w:r>
+          </w:p>
+        </w:tc>
+        <w:tc>
+          <w:p>
+            <w:pPr>
+              <w:pStyle w:val="Normal"/>
+            </w:pPr>
+            <w:r>
+              <w:t>271 (47,1%)</w:t>
+            </w:r>
+          </w:p>
+        </w:tc>
+        <w:tc>
+          <w:p>
+            <w:pPr>
+              <w:pStyle w:val="Normal"/>
+            </w:pPr>
+            <w:r>
+              <w:t>260 (48,8%)</w:t>
+            </w:r>
+          </w:p>
+        </w:tc>
+        <w:tc>
+          <w:p>
+            <w:pPr>
+              <w:pStyle w:val="Normal"/>
+            </w:pPr>
+            <w:r>
+              <w:t>268 (49,1%)</w:t>
+            </w:r>
+          </w:p>
+        </w:tc>
+      </w:tr>
+      <w:tr>
+        <w:tc>
+          <w:p>
+            <w:pPr>
+              <w:pStyle w:val="Normal"/>
+            </w:pPr>
+            <w:r>
+              <w:t>BMI pregravidico basso (&lt;18,5), n (%)</w:t>
+            </w:r>
+          </w:p>
+        </w:tc>
+        <w:tc>
+          <w:p>
+            <w:pPr>
+              <w:pStyle w:val="Normal"/>
+            </w:pPr>
+            <w:r>
+              <w:t>17 (3,1%)</w:t>
+            </w:r>
+          </w:p>
+        </w:tc>
+        <w:tc>
+          <w:p>
+            <w:pPr>
+              <w:pStyle w:val="Normal"/>
+            </w:pPr>
+            <w:r>
+              <w:t>14 (2,6%)</w:t>
+            </w:r>
+          </w:p>
+        </w:tc>
+        <w:tc>
+          <w:p>
+            <w:pPr>
+              <w:pStyle w:val="Normal"/>
+            </w:pPr>
+            <w:r>
+              <w:t>13 (2,6%)</w:t>
+            </w:r>
+          </w:p>
+        </w:tc>
+        <w:tc>
+          <w:p>
+            <w:pPr>
+              <w:pStyle w:val="Normal"/>
+            </w:pPr>
+            <w:r>
+              <w:t>14 (2,4%)</w:t>
+            </w:r>
+          </w:p>
+        </w:tc>
+        <w:tc>
+          <w:p>
+            <w:pPr>
+              <w:pStyle w:val="Normal"/>
+            </w:pPr>
+            <w:r>
+              <w:t>12 (2,2%)</w:t>
+            </w:r>
+          </w:p>
+        </w:tc>
+        <w:tc>
+          <w:p>
+            <w:pPr>
+              <w:pStyle w:val="Normal"/>
+            </w:pPr>
+            <w:r>
+              <w:t>14 (2,3%)</w:t>
+            </w:r>
+          </w:p>
+        </w:tc>
+        <w:tc>
+          <w:p>
+            <w:pPr>
+              <w:pStyle w:val="Normal"/>
+            </w:pPr>
+            <w:r>
+              <w:t>11 (1,9%)</w:t>
+            </w:r>
+          </w:p>
+        </w:tc>
+        <w:tc>
+          <w:p>
+            <w:pPr>
+              <w:pStyle w:val="Normal"/>
+            </w:pPr>
+            <w:r>
+              <w:t>19 (3,6%)</w:t>
+            </w:r>
+          </w:p>
+        </w:tc>
+        <w:tc>
+          <w:p>
+            <w:pPr>
+              <w:pStyle w:val="Normal"/>
+            </w:pPr>
+            <w:r>
+              <w:t>10 (1,8%)</w:t>
+            </w:r>
+          </w:p>
+        </w:tc>
+      </w:tr>
+      <w:tr>
+        <w:tc>
+          <w:p>
+            <w:pPr>
+              <w:pStyle w:val="Normal"/>
+            </w:pPr>
+            <w:r>
+              <w:t>BMI pregravidico medio (18,5-24,9), n (%)</w:t>
+            </w:r>
+          </w:p>
+        </w:tc>
+        <w:tc>
+          <w:p>
+            <w:pPr>
+              <w:pStyle w:val="Normal"/>
+            </w:pPr>
+            <w:r>
+              <w:t>34 (6,1%)</w:t>
+            </w:r>
+          </w:p>
+        </w:tc>
+        <w:tc>
+          <w:p>
+            <w:pPr>
+              <w:pStyle w:val="Normal"/>
+            </w:pPr>
+            <w:r>
+              <w:t>34 (6,4%)</w:t>
+            </w:r>
+          </w:p>
+        </w:tc>
+        <w:tc>
+          <w:p>
+            <w:pPr>
+              <w:pStyle w:val="Normal"/>
+            </w:pPr>
+            <w:r>
+              <w:t>30 (6,1%)</w:t>
+            </w:r>
+          </w:p>
+        </w:tc>
+        <w:tc>
+          <w:p>
+            <w:pPr>
+              <w:pStyle w:val="Normal"/>
+            </w:pPr>
+            <w:r>
+              <w:t>34 (5,7%)</w:t>
+            </w:r>
+          </w:p>
+        </w:tc>
+        <w:tc>
+          <w:p>
+            <w:pPr>
+              <w:pStyle w:val="Normal"/>
+            </w:pPr>
+            <w:r>
+              <w:t>37 (6,8%)</w:t>
+            </w:r>
+          </w:p>
+        </w:tc>
+        <w:tc>
+          <w:p>
+            <w:pPr>
+              <w:pStyle w:val="Normal"/>
+            </w:pPr>
+            <w:r>
+              <w:t>29 (4,7%)</w:t>
+            </w:r>
+          </w:p>
+        </w:tc>
+        <w:tc>
+          <w:p>
+            <w:pPr>
+              <w:pStyle w:val="Normal"/>
+            </w:pPr>
+            <w:r>
+              <w:t>46 (8,0%)</w:t>
+            </w:r>
+          </w:p>
+        </w:tc>
+        <w:tc>
+          <w:p>
+            <w:pPr>
+              <w:pStyle w:val="Normal"/>
+            </w:pPr>
+            <w:r>
+              <w:t>27 (5,1%)</w:t>
+            </w:r>
+          </w:p>
+        </w:tc>
+        <w:tc>
+          <w:p>
+            <w:pPr>
+              <w:pStyle w:val="Normal"/>
+            </w:pPr>
+            <w:r>
+              <w:t>39 (7,1%)</w:t>
+            </w:r>
+          </w:p>
+        </w:tc>
+      </w:tr>
+      <w:tr>
+        <w:tc>
+          <w:p>
+            <w:pPr>
+              <w:pStyle w:val="Normal"/>
+            </w:pPr>
+            <w:r>
+              <w:t>BMI pregravidico alto (&gt;24,9), n (%)</w:t>
+            </w:r>
+          </w:p>
+        </w:tc>
+        <w:tc>
+          <w:p>
+            <w:pPr>
+              <w:pStyle w:val="Normal"/>
+            </w:pPr>
+            <w:r>
+              <w:t>506 (90,8%)</w:t>
+            </w:r>
+          </w:p>
+        </w:tc>
+        <w:tc>
+          <w:p>
+            <w:pPr>
+              <w:pStyle w:val="Normal"/>
+            </w:pPr>
+            <w:r>
+              <w:t>484 (91,0%)</w:t>
+            </w:r>
+          </w:p>
+        </w:tc>
+        <w:tc>
+          <w:p>
+            <w:pPr>
+              <w:pStyle w:val="Normal"/>
+            </w:pPr>
+            <w:r>
+              <w:t>452 (91,3%)</w:t>
+            </w:r>
+          </w:p>
+        </w:tc>
+        <w:tc>
+          <w:p>
+            <w:pPr>
+              <w:pStyle w:val="Normal"/>
+            </w:pPr>
+            <w:r>
+              <w:t>546 (91,9%)</w:t>
+            </w:r>
+          </w:p>
+        </w:tc>
+        <w:tc>
+          <w:p>
+            <w:pPr>
+              <w:pStyle w:val="Normal"/>
+            </w:pPr>
+            <w:r>
+              <w:t>497 (91,0%)</w:t>
+            </w:r>
+          </w:p>
+        </w:tc>
+        <w:tc>
+          <w:p>
+            <w:pPr>
+              <w:pStyle w:val="Normal"/>
+            </w:pPr>
+            <w:r>
+              <w:t>579 (93,1%)</w:t>
+            </w:r>
+          </w:p>
+        </w:tc>
+        <w:tc>
+          <w:p>
+            <w:pPr>
+              <w:pStyle w:val="Normal"/>
+            </w:pPr>
+            <w:r>
+              <w:t>518 (90,1%)</w:t>
+            </w:r>
+          </w:p>
+        </w:tc>
+        <w:tc>
+          <w:p>
+            <w:pPr>
+              <w:pStyle w:val="Normal"/>
+            </w:pPr>
+            <w:r>
+              <w:t>487 (91,4%)</w:t>
+            </w:r>
+          </w:p>
+        </w:tc>
+        <w:tc>
+          <w:p>
+            <w:pPr>
+              <w:pStyle w:val="Normal"/>
+            </w:pPr>
+            <w:r>
+              <w:t>497 (91,0%)</w:t>
+            </w:r>
+          </w:p>
+        </w:tc>
+      </w:tr>
+      <w:tr>
+        <w:tc>
+          <w:p>
+            <w:pPr>
+              <w:pStyle w:val="Normal"/>
+            </w:pPr>
+            <w:r>
+              <w:t>Diabete gestazionale, n (%)</w:t>
+            </w:r>
+          </w:p>
+        </w:tc>
+        <w:tc>
+          <w:p>
+            <w:pPr>
+              <w:pStyle w:val="Normal"/>
+            </w:pPr>
+            <w:r>
+              <w:t>304 (54,6%)</w:t>
+            </w:r>
+          </w:p>
+        </w:tc>
+        <w:tc>
+          <w:p>
+            <w:pPr>
+              <w:pStyle w:val="Normal"/>
+            </w:pPr>
+            <w:r>
+              <w:t>281 (52,8%)</w:t>
+            </w:r>
+          </w:p>
+        </w:tc>
+        <w:tc>
+          <w:p>
+            <w:pPr>
+              <w:pStyle w:val="Normal"/>
+            </w:pPr>
+            <w:r>
+              <w:t>251 (50,7%)</w:t>
+            </w:r>
+          </w:p>
+        </w:tc>
+        <w:tc>
+          <w:p>
+            <w:pPr>
+              <w:pStyle w:val="Normal"/>
+            </w:pPr>
+            <w:r>
+              <w:t>322 (54,2%)</w:t>
+            </w:r>
+          </w:p>
+        </w:tc>
+        <w:tc>
+          <w:p>
+            <w:pPr>
+              <w:pStyle w:val="Normal"/>
+            </w:pPr>
+            <w:r>
+              <w:t>299 (54,8%)</w:t>
+            </w:r>
+          </w:p>
+        </w:tc>
+        <w:tc>
+          <w:p>
+            <w:pPr>
+              <w:pStyle w:val="Normal"/>
+            </w:pPr>
+            <w:r>
+              <w:t>335 (53,9%)</w:t>
+            </w:r>
+          </w:p>
+        </w:tc>
+        <w:tc>
+          <w:p>
+            <w:pPr>
+              <w:pStyle w:val="Normal"/>
+            </w:pPr>
+            <w:r>
+              <w:t>321 (55,8%)</w:t>
+            </w:r>
+          </w:p>
+        </w:tc>
+        <w:tc>
+          <w:p>
+            <w:pPr>
+              <w:pStyle w:val="Normal"/>
+            </w:pPr>
+            <w:r>
+              <w:t>287 (53,8%)</w:t>
+            </w:r>
+          </w:p>
+        </w:tc>
+        <w:tc>
+          <w:p>
+            <w:pPr>
+              <w:pStyle w:val="Normal"/>
+            </w:pPr>
+            <w:r>
+              <w:t>313 (57,3%)</w:t>
+            </w:r>
+          </w:p>
+        </w:tc>
+      </w:tr>
+      <w:tr>
+        <w:tc>
+          <w:p>
+            <w:pPr>
+              <w:pStyle w:val="Normal"/>
+            </w:pPr>
+            <w:r>
               <w:t>Diabete pregravidico, n (%)</w:t>
             </w:r>
           </w:p>
@@ -741,87 +1251,87 @@
               <w:pStyle w:val="Normal"/>
             </w:pPr>
             <w:r>
-              <w:t>443 (75,2%)</w:t>
-            </w:r>
-          </w:p>
-        </w:tc>
-        <w:tc>
-          <w:p>
-            <w:pPr>
-              <w:pStyle w:val="Normal"/>
-            </w:pPr>
-            <w:r>
-              <w:t>380 (69,9%)</w:t>
-            </w:r>
-          </w:p>
-        </w:tc>
-        <w:tc>
-          <w:p>
-            <w:pPr>
-              <w:pStyle w:val="Normal"/>
-            </w:pPr>
-            <w:r>
-              <w:t>402 (71,9%)</w:t>
-            </w:r>
-          </w:p>
-        </w:tc>
-        <w:tc>
-          <w:p>
-            <w:pPr>
-              <w:pStyle w:val="Normal"/>
-            </w:pPr>
-            <w:r>
-              <w:t>394 (74,6%)</w:t>
-            </w:r>
-          </w:p>
-        </w:tc>
-        <w:tc>
-          <w:p>
-            <w:pPr>
-              <w:pStyle w:val="Normal"/>
-            </w:pPr>
-            <w:r>
-              <w:t>410 (73,7%)</w:t>
-            </w:r>
-          </w:p>
-        </w:tc>
-        <w:tc>
-          <w:p>
-            <w:pPr>
-              <w:pStyle w:val="Normal"/>
-            </w:pPr>
-            <w:r>
-              <w:t>413 (74,4%)</w:t>
-            </w:r>
-          </w:p>
-        </w:tc>
-        <w:tc>
-          <w:p>
-            <w:pPr>
-              <w:pStyle w:val="Normal"/>
-            </w:pPr>
-            <w:r>
-              <w:t>410 (70,8%)</w:t>
-            </w:r>
-          </w:p>
-        </w:tc>
-        <w:tc>
-          <w:p>
-            <w:pPr>
-              <w:pStyle w:val="Normal"/>
-            </w:pPr>
-            <w:r>
-              <w:t>430 (72,9%)</w:t>
-            </w:r>
-          </w:p>
-        </w:tc>
-        <w:tc>
-          <w:p>
-            <w:pPr>
-              <w:pStyle w:val="Normal"/>
-            </w:pPr>
-            <w:r>
-              <w:t>378 (75,6%)</w:t>
+              <w:t>203 (36,4%)</w:t>
+            </w:r>
+          </w:p>
+        </w:tc>
+        <w:tc>
+          <w:p>
+            <w:pPr>
+              <w:pStyle w:val="Normal"/>
+            </w:pPr>
+            <w:r>
+              <w:t>237 (44,5%)</w:t>
+            </w:r>
+          </w:p>
+        </w:tc>
+        <w:tc>
+          <w:p>
+            <w:pPr>
+              <w:pStyle w:val="Normal"/>
+            </w:pPr>
+            <w:r>
+              <w:t>196 (39,6%)</w:t>
+            </w:r>
+          </w:p>
+        </w:tc>
+        <w:tc>
+          <w:p>
+            <w:pPr>
+              <w:pStyle w:val="Normal"/>
+            </w:pPr>
+            <w:r>
+              <w:t>227 (38,2%)</w:t>
+            </w:r>
+          </w:p>
+        </w:tc>
+        <w:tc>
+          <w:p>
+            <w:pPr>
+              <w:pStyle w:val="Normal"/>
+            </w:pPr>
+            <w:r>
+              <w:t>233 (42,7%)</w:t>
+            </w:r>
+          </w:p>
+        </w:tc>
+        <w:tc>
+          <w:p>
+            <w:pPr>
+              <w:pStyle w:val="Normal"/>
+            </w:pPr>
+            <w:r>
+              <w:t>267 (42,9%)</w:t>
+            </w:r>
+          </w:p>
+        </w:tc>
+        <w:tc>
+          <w:p>
+            <w:pPr>
+              <w:pStyle w:val="Normal"/>
+            </w:pPr>
+            <w:r>
+              <w:t>240 (41,7%)</w:t>
+            </w:r>
+          </w:p>
+        </w:tc>
+        <w:tc>
+          <w:p>
+            <w:pPr>
+              <w:pStyle w:val="Normal"/>
+            </w:pPr>
+            <w:r>
+              <w:t>211 (39,6%)</w:t>
+            </w:r>
+          </w:p>
+        </w:tc>
+        <w:tc>
+          <w:p>
+            <w:pPr>
+              <w:pStyle w:val="Normal"/>
+            </w:pPr>
+            <w:r>
+              <w:t>215 (39,4%)</w:t>
             </w:r>
           </w:p>
         </w:tc>
